--- a/knowledge/證件來源機關對照表.docx
+++ b/knowledge/證件來源機關對照表.docx
@@ -1,6 +1,6 @@
 
 <file path=word/document.xml><?xml version="1.0" encoding="utf-8"?>
-<w:document xmlns:wpc="http://schemas.microsoft.com/office/word/2010/wordprocessingCanvas" xmlns:cx="http://schemas.microsoft.com/office/drawing/2014/chartex" xmlns:mc="http://schemas.openxmlformats.org/markup-compatibility/2006" xmlns:o="urn:schemas-microsoft-com:office:office" xmlns:r="http://schemas.openxmlformats.org/officeDocument/2006/relationships" xmlns:m="http://schemas.openxmlformats.org/officeDocument/2006/math" xmlns:v="urn:schemas-microsoft-com:vml" xmlns:wp14="http://schemas.microsoft.com/office/word/2010/wordprocessingDrawing" xmlns:wp="http://schemas.openxmlformats.org/drawingml/2006/wordprocessingDrawing" xmlns:w10="urn:schemas-microsoft-com:office:word" xmlns:w="http://schemas.openxmlformats.org/wordprocessingml/2006/main" xmlns:w14="http://schemas.microsoft.com/office/word/2010/wordml" xmlns:w15="http://schemas.microsoft.com/office/word/2012/wordml" xmlns:w16se="http://schemas.microsoft.com/office/word/2015/wordml/symex" xmlns:wpg="http://schemas.microsoft.com/office/word/2010/wordprocessingGroup" xmlns:wpi="http://schemas.microsoft.com/office/word/2010/wordprocessingInk" xmlns:wne="http://schemas.microsoft.com/office/word/2006/wordml" xmlns:wps="http://schemas.microsoft.com/office/word/2010/wordprocessingShape" mc:Ignorable="w14 w15 w16se wp14">
+<w:document xmlns:wpc="http://schemas.microsoft.com/office/word/2010/wordprocessingCanvas" xmlns:cx="http://schemas.microsoft.com/office/drawing/2014/chartex" xmlns:cx1="http://schemas.microsoft.com/office/drawing/2015/9/8/chartex" xmlns:cx2="http://schemas.microsoft.com/office/drawing/2015/10/21/chartex" xmlns:cx3="http://schemas.microsoft.com/office/drawing/2016/5/9/chartex" xmlns:cx4="http://schemas.microsoft.com/office/drawing/2016/5/10/chartex" xmlns:cx5="http://schemas.microsoft.com/office/drawing/2016/5/11/chartex" xmlns:cx6="http://schemas.microsoft.com/office/drawing/2016/5/12/chartex" xmlns:cx7="http://schemas.microsoft.com/office/drawing/2016/5/13/chartex" xmlns:cx8="http://schemas.microsoft.com/office/drawing/2016/5/14/chartex" xmlns:mc="http://schemas.openxmlformats.org/markup-compatibility/2006" xmlns:aink="http://schemas.microsoft.com/office/drawing/2016/ink" xmlns:am3d="http://schemas.microsoft.com/office/drawing/2017/model3d" xmlns:o="urn:schemas-microsoft-com:office:office" xmlns:oel="http://schemas.microsoft.com/office/2019/extlst" xmlns:r="http://schemas.openxmlformats.org/officeDocument/2006/relationships" xmlns:m="http://schemas.openxmlformats.org/officeDocument/2006/math" xmlns:v="urn:schemas-microsoft-com:vml" xmlns:wp14="http://schemas.microsoft.com/office/word/2010/wordprocessingDrawing" xmlns:wp="http://schemas.openxmlformats.org/drawingml/2006/wordprocessingDrawing" xmlns:w10="urn:schemas-microsoft-com:office:word" xmlns:w="http://schemas.openxmlformats.org/wordprocessingml/2006/main" xmlns:w14="http://schemas.microsoft.com/office/word/2010/wordml" xmlns:w15="http://schemas.microsoft.com/office/word/2012/wordml" xmlns:w16cex="http://schemas.microsoft.com/office/word/2018/wordml/cex" xmlns:w16cid="http://schemas.microsoft.com/office/word/2016/wordml/cid" xmlns:w16="http://schemas.microsoft.com/office/word/2018/wordml" xmlns:w16du="http://schemas.microsoft.com/office/word/2023/wordml/word16du" xmlns:w16sdtdh="http://schemas.microsoft.com/office/word/2020/wordml/sdtdatahash" xmlns:w16sdtfl="http://schemas.microsoft.com/office/word/2024/wordml/sdtformatlock" xmlns:w16se="http://schemas.microsoft.com/office/word/2015/wordml/symex" xmlns:wpg="http://schemas.microsoft.com/office/word/2010/wordprocessingGroup" xmlns:wpi="http://schemas.microsoft.com/office/word/2010/wordprocessingInk" xmlns:wne="http://schemas.microsoft.com/office/word/2006/wordml" xmlns:wps="http://schemas.microsoft.com/office/word/2010/wordprocessingShape" mc:Ignorable="w14 w15 w16se w16cid w16 w16cex w16sdtdh w16sdtfl w16du wp14">
   <w:body>
     <w:tbl>
       <w:tblPr>
@@ -92,7 +92,7 @@
               <w:spacing w:after="450"/>
               <w:jc w:val="center"/>
               <w:rPr>
-                <w:rFonts w:ascii="Microsoft JhengHei UI" w:eastAsia="Microsoft JhengHei UI" w:hAnsi="Microsoft JhengHei UI" w:cs="新細明體" w:hint="eastAsia"/>
+                <w:rFonts w:ascii="Microsoft JhengHei UI" w:eastAsia="Microsoft JhengHei UI" w:hAnsi="Microsoft JhengHei UI" w:cs="新細明體"/>
                 <w:b/>
                 <w:bCs/>
                 <w:color w:val="555555"/>
@@ -134,7 +134,7 @@
               <w:spacing w:after="450"/>
               <w:jc w:val="center"/>
               <w:rPr>
-                <w:rFonts w:ascii="Microsoft JhengHei UI" w:eastAsia="Microsoft JhengHei UI" w:hAnsi="Microsoft JhengHei UI" w:cs="新細明體" w:hint="eastAsia"/>
+                <w:rFonts w:ascii="Microsoft JhengHei UI" w:eastAsia="Microsoft JhengHei UI" w:hAnsi="Microsoft JhengHei UI" w:cs="新細明體"/>
                 <w:b/>
                 <w:bCs/>
                 <w:color w:val="555555"/>
@@ -177,7 +177,7 @@
               <w:widowControl/>
               <w:spacing w:after="450"/>
               <w:rPr>
-                <w:rFonts w:ascii="Microsoft JhengHei UI" w:eastAsia="Microsoft JhengHei UI" w:hAnsi="Microsoft JhengHei UI" w:cs="新細明體" w:hint="eastAsia"/>
+                <w:rFonts w:ascii="Microsoft JhengHei UI" w:eastAsia="Microsoft JhengHei UI" w:hAnsi="Microsoft JhengHei UI" w:cs="新細明體"/>
                 <w:color w:val="555555"/>
                 <w:kern w:val="0"/>
                 <w:sz w:val="29"/>
@@ -199,7 +199,6 @@
         <w:tc>
           <w:tcPr>
             <w:tcW w:w="2976" w:type="dxa"/>
-            <w:vMerge w:val="restart"/>
             <w:tcBorders>
               <w:top w:val="outset" w:sz="6" w:space="0" w:color="auto"/>
               <w:left w:val="outset" w:sz="6" w:space="0" w:color="auto"/>
@@ -215,7 +214,7 @@
               <w:widowControl/>
               <w:spacing w:after="450"/>
               <w:rPr>
-                <w:rFonts w:ascii="Microsoft JhengHei UI" w:eastAsia="Microsoft JhengHei UI" w:hAnsi="Microsoft JhengHei UI" w:cs="新細明體" w:hint="eastAsia"/>
+                <w:rFonts w:ascii="Microsoft JhengHei UI" w:eastAsia="Microsoft JhengHei UI" w:hAnsi="Microsoft JhengHei UI" w:cs="新細明體"/>
                 <w:color w:val="555555"/>
                 <w:kern w:val="0"/>
                 <w:sz w:val="29"/>
@@ -240,19 +239,7 @@
                 <w:sz w:val="29"/>
                 <w:szCs w:val="29"/>
               </w:rPr>
-              <w:t>發展處</w:t>
-            </w:r>
-            <w:bookmarkStart w:id="0" w:name="_GoBack"/>
-            <w:bookmarkEnd w:id="0"/>
-            <w:r>
-              <w:rPr>
-                <w:rFonts w:ascii="Microsoft JhengHei UI" w:eastAsia="Microsoft JhengHei UI" w:hAnsi="Microsoft JhengHei UI" w:cs="新細明體" w:hint="eastAsia"/>
-                <w:color w:val="555555"/>
-                <w:kern w:val="0"/>
-                <w:sz w:val="29"/>
-                <w:szCs w:val="29"/>
-              </w:rPr>
-              <w:t>建築管理科</w:t>
+              <w:t>發展處建築管理科</w:t>
             </w:r>
           </w:p>
         </w:tc>
@@ -274,7 +261,7 @@
               <w:widowControl/>
               <w:spacing w:after="450"/>
               <w:rPr>
-                <w:rFonts w:ascii="Microsoft JhengHei UI" w:eastAsia="Microsoft JhengHei UI" w:hAnsi="Microsoft JhengHei UI" w:cs="新細明體" w:hint="eastAsia"/>
+                <w:rFonts w:ascii="Microsoft JhengHei UI" w:eastAsia="Microsoft JhengHei UI" w:hAnsi="Microsoft JhengHei UI" w:cs="新細明體"/>
                 <w:color w:val="555555"/>
                 <w:kern w:val="0"/>
                 <w:sz w:val="29"/>
@@ -292,17 +279,6 @@
               <w:br/>
               <w:t>建物第一次測量及登記、土地分割、土地合併、地目變更</w:t>
             </w:r>
-            <w:r>
-              <w:rPr>
-                <w:rFonts w:ascii="Microsoft JhengHei UI" w:eastAsia="Microsoft JhengHei UI" w:hAnsi="Microsoft JhengHei UI" w:cs="新細明體" w:hint="eastAsia"/>
-                <w:color w:val="555555"/>
-                <w:kern w:val="0"/>
-                <w:sz w:val="29"/>
-                <w:szCs w:val="29"/>
-              </w:rPr>
-              <w:br/>
-              <w:t> </w:t>
-            </w:r>
           </w:p>
         </w:tc>
       </w:tr>
@@ -325,7 +301,7 @@
               <w:widowControl/>
               <w:spacing w:after="450"/>
               <w:rPr>
-                <w:rFonts w:ascii="Microsoft JhengHei UI" w:eastAsia="Microsoft JhengHei UI" w:hAnsi="Microsoft JhengHei UI" w:cs="新細明體" w:hint="eastAsia"/>
+                <w:rFonts w:ascii="Microsoft JhengHei UI" w:eastAsia="Microsoft JhengHei UI" w:hAnsi="Microsoft JhengHei UI" w:cs="新細明體"/>
                 <w:color w:val="555555"/>
                 <w:kern w:val="0"/>
                 <w:sz w:val="29"/>
@@ -347,7 +323,6 @@
         <w:tc>
           <w:tcPr>
             <w:tcW w:w="2976" w:type="dxa"/>
-            <w:vMerge/>
             <w:tcBorders>
               <w:top w:val="outset" w:sz="6" w:space="0" w:color="auto"/>
               <w:left w:val="outset" w:sz="6" w:space="0" w:color="auto"/>
@@ -370,6 +345,26 @@
                 <w:szCs w:val="29"/>
               </w:rPr>
             </w:pPr>
+            <w:r>
+              <w:rPr>
+                <w:rFonts w:ascii="Microsoft JhengHei UI" w:eastAsia="Microsoft JhengHei UI" w:hAnsi="Microsoft JhengHei UI" w:cs="新細明體" w:hint="eastAsia"/>
+                <w:color w:val="555555"/>
+                <w:kern w:val="0"/>
+                <w:sz w:val="29"/>
+                <w:szCs w:val="29"/>
+              </w:rPr>
+              <w:t>產業</w:t>
+            </w:r>
+            <w:r>
+              <w:rPr>
+                <w:rFonts w:ascii="Microsoft JhengHei UI" w:eastAsia="Microsoft JhengHei UI" w:hAnsi="Microsoft JhengHei UI" w:cs="新細明體" w:hint="eastAsia"/>
+                <w:color w:val="555555"/>
+                <w:kern w:val="0"/>
+                <w:sz w:val="29"/>
+                <w:szCs w:val="29"/>
+              </w:rPr>
+              <w:t>發展處建築管理科</w:t>
+            </w:r>
           </w:p>
         </w:tc>
         <w:tc>
@@ -390,7 +385,7 @@
               <w:widowControl/>
               <w:spacing w:after="450"/>
               <w:rPr>
-                <w:rFonts w:ascii="Microsoft JhengHei UI" w:eastAsia="Microsoft JhengHei UI" w:hAnsi="Microsoft JhengHei UI" w:cs="新細明體" w:hint="eastAsia"/>
+                <w:rFonts w:ascii="Microsoft JhengHei UI" w:eastAsia="Microsoft JhengHei UI" w:hAnsi="Microsoft JhengHei UI" w:cs="新細明體"/>
                 <w:color w:val="555555"/>
                 <w:kern w:val="0"/>
                 <w:sz w:val="29"/>
@@ -429,7 +424,7 @@
               <w:widowControl/>
               <w:spacing w:after="450"/>
               <w:rPr>
-                <w:rFonts w:ascii="Microsoft JhengHei UI" w:eastAsia="Microsoft JhengHei UI" w:hAnsi="Microsoft JhengHei UI" w:cs="新細明體" w:hint="eastAsia"/>
+                <w:rFonts w:ascii="Microsoft JhengHei UI" w:eastAsia="Microsoft JhengHei UI" w:hAnsi="Microsoft JhengHei UI" w:cs="新細明體"/>
                 <w:color w:val="555555"/>
                 <w:kern w:val="0"/>
                 <w:sz w:val="29"/>
@@ -466,7 +461,7 @@
               <w:widowControl/>
               <w:spacing w:after="450"/>
               <w:rPr>
-                <w:rFonts w:ascii="Microsoft JhengHei UI" w:eastAsia="Microsoft JhengHei UI" w:hAnsi="Microsoft JhengHei UI" w:cs="新細明體" w:hint="eastAsia"/>
+                <w:rFonts w:ascii="Microsoft JhengHei UI" w:eastAsia="Microsoft JhengHei UI" w:hAnsi="Microsoft JhengHei UI" w:cs="新細明體"/>
                 <w:color w:val="555555"/>
                 <w:kern w:val="0"/>
                 <w:sz w:val="29"/>
@@ -503,7 +498,7 @@
               <w:widowControl/>
               <w:spacing w:after="450"/>
               <w:rPr>
-                <w:rFonts w:ascii="Microsoft JhengHei UI" w:eastAsia="Microsoft JhengHei UI" w:hAnsi="Microsoft JhengHei UI" w:cs="新細明體" w:hint="eastAsia"/>
+                <w:rFonts w:ascii="Microsoft JhengHei UI" w:eastAsia="Microsoft JhengHei UI" w:hAnsi="Microsoft JhengHei UI" w:cs="新細明體"/>
                 <w:color w:val="555555"/>
                 <w:kern w:val="0"/>
                 <w:sz w:val="29"/>
@@ -541,7 +536,7 @@
             <w:pPr>
               <w:widowControl/>
               <w:rPr>
-                <w:rFonts w:ascii="Microsoft JhengHei UI" w:eastAsia="Microsoft JhengHei UI" w:hAnsi="Microsoft JhengHei UI" w:cs="新細明體" w:hint="eastAsia"/>
+                <w:rFonts w:ascii="Microsoft JhengHei UI" w:eastAsia="Microsoft JhengHei UI" w:hAnsi="Microsoft JhengHei UI" w:cs="新細明體"/>
                 <w:color w:val="555555"/>
                 <w:kern w:val="0"/>
                 <w:sz w:val="29"/>
@@ -577,7 +572,7 @@
             <w:pPr>
               <w:widowControl/>
               <w:rPr>
-                <w:rFonts w:ascii="Microsoft JhengHei UI" w:eastAsia="Microsoft JhengHei UI" w:hAnsi="Microsoft JhengHei UI" w:cs="新細明體" w:hint="eastAsia"/>
+                <w:rFonts w:ascii="Microsoft JhengHei UI" w:eastAsia="Microsoft JhengHei UI" w:hAnsi="Microsoft JhengHei UI" w:cs="新細明體"/>
                 <w:color w:val="555555"/>
                 <w:kern w:val="0"/>
                 <w:sz w:val="29"/>
@@ -614,7 +609,7 @@
               <w:widowControl/>
               <w:spacing w:after="450"/>
               <w:rPr>
-                <w:rFonts w:ascii="Microsoft JhengHei UI" w:eastAsia="Microsoft JhengHei UI" w:hAnsi="Microsoft JhengHei UI" w:cs="新細明體" w:hint="eastAsia"/>
+                <w:rFonts w:ascii="Microsoft JhengHei UI" w:eastAsia="Microsoft JhengHei UI" w:hAnsi="Microsoft JhengHei UI" w:cs="新細明體"/>
                 <w:color w:val="555555"/>
                 <w:kern w:val="0"/>
                 <w:sz w:val="29"/>
@@ -652,22 +647,72 @@
             <w:pPr>
               <w:widowControl/>
               <w:rPr>
-                <w:rFonts w:ascii="Microsoft JhengHei UI" w:eastAsia="Microsoft JhengHei UI" w:hAnsi="Microsoft JhengHei UI" w:cs="新細明體" w:hint="eastAsia"/>
-                <w:color w:val="555555"/>
-                <w:kern w:val="0"/>
-                <w:sz w:val="29"/>
-                <w:szCs w:val="29"/>
-              </w:rPr>
-            </w:pPr>
-            <w:r>
-              <w:rPr>
-                <w:rFonts w:ascii="Microsoft JhengHei UI" w:eastAsia="Microsoft JhengHei UI" w:hAnsi="Microsoft JhengHei UI" w:cs="新細明體" w:hint="eastAsia"/>
-                <w:color w:val="555555"/>
-                <w:kern w:val="0"/>
-                <w:sz w:val="29"/>
-                <w:szCs w:val="29"/>
-              </w:rPr>
-              <w:t>房屋稅起課證明文件</w:t>
+                <w:rFonts w:ascii="Microsoft JhengHei UI" w:eastAsia="Microsoft JhengHei UI" w:hAnsi="Microsoft JhengHei UI" w:cs="新細明體"/>
+                <w:color w:val="555555"/>
+                <w:kern w:val="0"/>
+                <w:sz w:val="29"/>
+                <w:szCs w:val="29"/>
+              </w:rPr>
+            </w:pPr>
+            <w:r>
+              <w:rPr>
+                <w:rFonts w:ascii="Microsoft JhengHei UI" w:eastAsia="Microsoft JhengHei UI" w:hAnsi="Microsoft JhengHei UI" w:cs="新細明體" w:hint="eastAsia"/>
+                <w:color w:val="555555"/>
+                <w:kern w:val="0"/>
+                <w:sz w:val="29"/>
+                <w:szCs w:val="29"/>
+              </w:rPr>
+              <w:t>房屋稅</w:t>
+            </w:r>
+            <w:r>
+              <w:rPr>
+                <w:rFonts w:ascii="Microsoft JhengHei UI" w:eastAsia="Microsoft JhengHei UI" w:hAnsi="Microsoft JhengHei UI" w:cs="新細明體" w:hint="eastAsia"/>
+                <w:color w:val="555555"/>
+                <w:kern w:val="0"/>
+                <w:sz w:val="29"/>
+                <w:szCs w:val="29"/>
+              </w:rPr>
+              <w:t>稅籍證明書(</w:t>
+            </w:r>
+            <w:r>
+              <w:rPr>
+                <w:rFonts w:ascii="Microsoft JhengHei UI" w:eastAsia="Microsoft JhengHei UI" w:hAnsi="Microsoft JhengHei UI" w:cs="新細明體" w:hint="eastAsia"/>
+                <w:color w:val="555555"/>
+                <w:kern w:val="0"/>
+                <w:sz w:val="29"/>
+                <w:szCs w:val="29"/>
+              </w:rPr>
+              <w:t>起課</w:t>
+            </w:r>
+            <w:r>
+              <w:rPr>
+                <w:rFonts w:ascii="Microsoft JhengHei UI" w:eastAsia="Microsoft JhengHei UI" w:hAnsi="Microsoft JhengHei UI" w:cs="新細明體" w:hint="eastAsia"/>
+                <w:color w:val="555555"/>
+                <w:kern w:val="0"/>
+                <w:sz w:val="29"/>
+                <w:szCs w:val="29"/>
+              </w:rPr>
+              <w:t>年月</w:t>
+            </w:r>
+            <w:r>
+              <w:rPr>
+                <w:rFonts w:ascii="Microsoft JhengHei UI" w:eastAsia="Microsoft JhengHei UI" w:hAnsi="Microsoft JhengHei UI" w:cs="新細明體" w:hint="eastAsia"/>
+                <w:color w:val="555555"/>
+                <w:kern w:val="0"/>
+                <w:sz w:val="29"/>
+                <w:szCs w:val="29"/>
+              </w:rPr>
+              <w:t>證明文件</w:t>
+            </w:r>
+            <w:r>
+              <w:rPr>
+                <w:rFonts w:ascii="Microsoft JhengHei UI" w:eastAsia="Microsoft JhengHei UI" w:hAnsi="Microsoft JhengHei UI" w:cs="新細明體" w:hint="eastAsia"/>
+                <w:color w:val="555555"/>
+                <w:kern w:val="0"/>
+                <w:sz w:val="29"/>
+                <w:szCs w:val="29"/>
+              </w:rPr>
+              <w:t>)</w:t>
             </w:r>
           </w:p>
         </w:tc>
@@ -688,7 +733,7 @@
             <w:pPr>
               <w:widowControl/>
               <w:rPr>
-                <w:rFonts w:ascii="Microsoft JhengHei UI" w:eastAsia="Microsoft JhengHei UI" w:hAnsi="Microsoft JhengHei UI" w:cs="新細明體" w:hint="eastAsia"/>
+                <w:rFonts w:ascii="Microsoft JhengHei UI" w:eastAsia="Microsoft JhengHei UI" w:hAnsi="Microsoft JhengHei UI" w:cs="新細明體"/>
                 <w:color w:val="555555"/>
                 <w:kern w:val="0"/>
                 <w:sz w:val="29"/>
@@ -734,7 +779,7 @@
             <w:pPr>
               <w:widowControl/>
               <w:rPr>
-                <w:rFonts w:ascii="Microsoft JhengHei UI" w:eastAsia="Microsoft JhengHei UI" w:hAnsi="Microsoft JhengHei UI" w:cs="新細明體" w:hint="eastAsia"/>
+                <w:rFonts w:ascii="Microsoft JhengHei UI" w:eastAsia="Microsoft JhengHei UI" w:hAnsi="Microsoft JhengHei UI" w:cs="新細明體"/>
                 <w:color w:val="555555"/>
                 <w:kern w:val="0"/>
                 <w:sz w:val="29"/>
@@ -766,8 +811,46 @@
 </w:document>
 </file>
 
+<file path=word/endnotes.xml><?xml version="1.0" encoding="utf-8"?>
+<w:endnotes xmlns:wpc="http://schemas.microsoft.com/office/word/2010/wordprocessingCanvas" xmlns:cx="http://schemas.microsoft.com/office/drawing/2014/chartex" xmlns:cx1="http://schemas.microsoft.com/office/drawing/2015/9/8/chartex" xmlns:cx2="http://schemas.microsoft.com/office/drawing/2015/10/21/chartex" xmlns:cx3="http://schemas.microsoft.com/office/drawing/2016/5/9/chartex" xmlns:cx4="http://schemas.microsoft.com/office/drawing/2016/5/10/chartex" xmlns:cx5="http://schemas.microsoft.com/office/drawing/2016/5/11/chartex" xmlns:cx6="http://schemas.microsoft.com/office/drawing/2016/5/12/chartex" xmlns:cx7="http://schemas.microsoft.com/office/drawing/2016/5/13/chartex" xmlns:cx8="http://schemas.microsoft.com/office/drawing/2016/5/14/chartex" xmlns:mc="http://schemas.openxmlformats.org/markup-compatibility/2006" xmlns:aink="http://schemas.microsoft.com/office/drawing/2016/ink" xmlns:am3d="http://schemas.microsoft.com/office/drawing/2017/model3d" xmlns:o="urn:schemas-microsoft-com:office:office" xmlns:oel="http://schemas.microsoft.com/office/2019/extlst" xmlns:r="http://schemas.openxmlformats.org/officeDocument/2006/relationships" xmlns:m="http://schemas.openxmlformats.org/officeDocument/2006/math" xmlns:v="urn:schemas-microsoft-com:vml" xmlns:wp14="http://schemas.microsoft.com/office/word/2010/wordprocessingDrawing" xmlns:wp="http://schemas.openxmlformats.org/drawingml/2006/wordprocessingDrawing" xmlns:w10="urn:schemas-microsoft-com:office:word" xmlns:w="http://schemas.openxmlformats.org/wordprocessingml/2006/main" xmlns:w14="http://schemas.microsoft.com/office/word/2010/wordml" xmlns:w15="http://schemas.microsoft.com/office/word/2012/wordml" xmlns:w16cex="http://schemas.microsoft.com/office/word/2018/wordml/cex" xmlns:w16cid="http://schemas.microsoft.com/office/word/2016/wordml/cid" xmlns:w16="http://schemas.microsoft.com/office/word/2018/wordml" xmlns:w16du="http://schemas.microsoft.com/office/word/2023/wordml/word16du" xmlns:w16sdtdh="http://schemas.microsoft.com/office/word/2020/wordml/sdtdatahash" xmlns:w16sdtfl="http://schemas.microsoft.com/office/word/2024/wordml/sdtformatlock" xmlns:w16se="http://schemas.microsoft.com/office/word/2015/wordml/symex" xmlns:wpg="http://schemas.microsoft.com/office/word/2010/wordprocessingGroup" xmlns:wpi="http://schemas.microsoft.com/office/word/2010/wordprocessingInk" xmlns:wne="http://schemas.microsoft.com/office/word/2006/wordml" xmlns:wps="http://schemas.microsoft.com/office/word/2010/wordprocessingShape" mc:Ignorable="w14 w15 w16se w16cid w16 w16cex w16sdtdh w16sdtfl w16du wp14">
+  <w:endnote w:type="separator" w:id="-1">
+    <w:p>
+      <w:r>
+        <w:separator/>
+      </w:r>
+    </w:p>
+  </w:endnote>
+  <w:endnote w:type="continuationSeparator" w:id="0">
+    <w:p>
+      <w:r>
+        <w:continuationSeparator/>
+      </w:r>
+    </w:p>
+  </w:endnote>
+</w:endnotes>
+</file>
+
+<file path=word/footnotes.xml><?xml version="1.0" encoding="utf-8"?>
+<w:footnotes xmlns:wpc="http://schemas.microsoft.com/office/word/2010/wordprocessingCanvas" xmlns:cx="http://schemas.microsoft.com/office/drawing/2014/chartex" xmlns:cx1="http://schemas.microsoft.com/office/drawing/2015/9/8/chartex" xmlns:cx2="http://schemas.microsoft.com/office/drawing/2015/10/21/chartex" xmlns:cx3="http://schemas.microsoft.com/office/drawing/2016/5/9/chartex" xmlns:cx4="http://schemas.microsoft.com/office/drawing/2016/5/10/chartex" xmlns:cx5="http://schemas.microsoft.com/office/drawing/2016/5/11/chartex" xmlns:cx6="http://schemas.microsoft.com/office/drawing/2016/5/12/chartex" xmlns:cx7="http://schemas.microsoft.com/office/drawing/2016/5/13/chartex" xmlns:cx8="http://schemas.microsoft.com/office/drawing/2016/5/14/chartex" xmlns:mc="http://schemas.openxmlformats.org/markup-compatibility/2006" xmlns:aink="http://schemas.microsoft.com/office/drawing/2016/ink" xmlns:am3d="http://schemas.microsoft.com/office/drawing/2017/model3d" xmlns:o="urn:schemas-microsoft-com:office:office" xmlns:oel="http://schemas.microsoft.com/office/2019/extlst" xmlns:r="http://schemas.openxmlformats.org/officeDocument/2006/relationships" xmlns:m="http://schemas.openxmlformats.org/officeDocument/2006/math" xmlns:v="urn:schemas-microsoft-com:vml" xmlns:wp14="http://schemas.microsoft.com/office/word/2010/wordprocessingDrawing" xmlns:wp="http://schemas.openxmlformats.org/drawingml/2006/wordprocessingDrawing" xmlns:w10="urn:schemas-microsoft-com:office:word" xmlns:w="http://schemas.openxmlformats.org/wordprocessingml/2006/main" xmlns:w14="http://schemas.microsoft.com/office/word/2010/wordml" xmlns:w15="http://schemas.microsoft.com/office/word/2012/wordml" xmlns:w16cex="http://schemas.microsoft.com/office/word/2018/wordml/cex" xmlns:w16cid="http://schemas.microsoft.com/office/word/2016/wordml/cid" xmlns:w16="http://schemas.microsoft.com/office/word/2018/wordml" xmlns:w16du="http://schemas.microsoft.com/office/word/2023/wordml/word16du" xmlns:w16sdtdh="http://schemas.microsoft.com/office/word/2020/wordml/sdtdatahash" xmlns:w16sdtfl="http://schemas.microsoft.com/office/word/2024/wordml/sdtformatlock" xmlns:w16se="http://schemas.microsoft.com/office/word/2015/wordml/symex" xmlns:wpg="http://schemas.microsoft.com/office/word/2010/wordprocessingGroup" xmlns:wpi="http://schemas.microsoft.com/office/word/2010/wordprocessingInk" xmlns:wne="http://schemas.microsoft.com/office/word/2006/wordml" xmlns:wps="http://schemas.microsoft.com/office/word/2010/wordprocessingShape" mc:Ignorable="w14 w15 w16se w16cid w16 w16cex w16sdtdh w16sdtfl w16du wp14">
+  <w:footnote w:type="separator" w:id="-1">
+    <w:p>
+      <w:r>
+        <w:separator/>
+      </w:r>
+    </w:p>
+  </w:footnote>
+  <w:footnote w:type="continuationSeparator" w:id="0">
+    <w:p>
+      <w:r>
+        <w:continuationSeparator/>
+      </w:r>
+    </w:p>
+  </w:footnote>
+</w:footnotes>
+</file>
+
 <file path=word/styles.xml><?xml version="1.0" encoding="utf-8"?>
-<w:styles xmlns:mc="http://schemas.openxmlformats.org/markup-compatibility/2006" xmlns:r="http://schemas.openxmlformats.org/officeDocument/2006/relationships" xmlns:w="http://schemas.openxmlformats.org/wordprocessingml/2006/main" xmlns:w14="http://schemas.microsoft.com/office/word/2010/wordml" xmlns:w15="http://schemas.microsoft.com/office/word/2012/wordml" xmlns:w16se="http://schemas.microsoft.com/office/word/2015/wordml/symex" mc:Ignorable="w14 w15 w16se">
+<w:styles xmlns:mc="http://schemas.openxmlformats.org/markup-compatibility/2006" xmlns:r="http://schemas.openxmlformats.org/officeDocument/2006/relationships" xmlns:w="http://schemas.openxmlformats.org/wordprocessingml/2006/main" xmlns:w14="http://schemas.microsoft.com/office/word/2010/wordml" xmlns:w15="http://schemas.microsoft.com/office/word/2012/wordml" xmlns:w16cex="http://schemas.microsoft.com/office/word/2018/wordml/cex" xmlns:w16cid="http://schemas.microsoft.com/office/word/2016/wordml/cid" xmlns:w16="http://schemas.microsoft.com/office/word/2018/wordml" xmlns:w16du="http://schemas.microsoft.com/office/word/2023/wordml/word16du" xmlns:w16sdtdh="http://schemas.microsoft.com/office/word/2020/wordml/sdtdatahash" xmlns:w16sdtfl="http://schemas.microsoft.com/office/word/2024/wordml/sdtformatlock" xmlns:w16se="http://schemas.microsoft.com/office/word/2015/wordml/symex" mc:Ignorable="w14 w15 w16se w16cid w16 w16cex w16sdtdh w16sdtfl w16du">
   <w:docDefaults>
     <w:rPrDefault>
       <w:rPr>
@@ -780,7 +863,7 @@
     </w:rPrDefault>
     <w:pPrDefault/>
   </w:docDefaults>
-  <w:latentStyles w:defLockedState="0" w:defUIPriority="99" w:defSemiHidden="0" w:defUnhideWhenUsed="0" w:defQFormat="0" w:count="371">
+  <w:latentStyles w:defLockedState="0" w:defUIPriority="99" w:defSemiHidden="0" w:defUnhideWhenUsed="0" w:defQFormat="0" w:count="376">
     <w:lsdException w:name="Normal" w:uiPriority="0" w:qFormat="1"/>
     <w:lsdException w:name="heading 1" w:uiPriority="9" w:qFormat="1"/>
     <w:lsdException w:name="heading 2" w:semiHidden="1" w:uiPriority="9" w:unhideWhenUsed="1" w:qFormat="1"/>
@@ -1152,6 +1235,11 @@
     <w:lsdException w:name="List Table 5 Dark Accent 6" w:uiPriority="50"/>
     <w:lsdException w:name="List Table 6 Colorful Accent 6" w:uiPriority="51"/>
     <w:lsdException w:name="List Table 7 Colorful Accent 6" w:uiPriority="52"/>
+    <w:lsdException w:name="Mention" w:semiHidden="1" w:unhideWhenUsed="1"/>
+    <w:lsdException w:name="Smart Hyperlink" w:semiHidden="1" w:unhideWhenUsed="1"/>
+    <w:lsdException w:name="Hashtag" w:semiHidden="1" w:unhideWhenUsed="1"/>
+    <w:lsdException w:name="Unresolved Mention" w:semiHidden="1" w:unhideWhenUsed="1"/>
+    <w:lsdException w:name="Smart Link" w:semiHidden="1" w:unhideWhenUsed="1"/>
   </w:latentStyles>
   <w:style w:type="paragraph" w:default="1" w:styleId="a">
     <w:name w:val="Normal"/>
@@ -1202,6 +1290,66 @@
       <w:rFonts w:ascii="新細明體" w:eastAsia="新細明體" w:hAnsi="新細明體" w:cs="新細明體"/>
       <w:kern w:val="0"/>
       <w:szCs w:val="24"/>
+    </w:rPr>
+  </w:style>
+  <w:style w:type="paragraph" w:styleId="a3">
+    <w:name w:val="header"/>
+    <w:basedOn w:val="a"/>
+    <w:link w:val="a4"/>
+    <w:uiPriority w:val="99"/>
+    <w:unhideWhenUsed/>
+    <w:rsid w:val="00B867D8"/>
+    <w:pPr>
+      <w:tabs>
+        <w:tab w:val="center" w:pos="4153"/>
+        <w:tab w:val="right" w:pos="8306"/>
+      </w:tabs>
+      <w:snapToGrid w:val="0"/>
+    </w:pPr>
+    <w:rPr>
+      <w:sz w:val="20"/>
+      <w:szCs w:val="20"/>
+    </w:rPr>
+  </w:style>
+  <w:style w:type="character" w:customStyle="1" w:styleId="a4">
+    <w:name w:val="頁首 字元"/>
+    <w:basedOn w:val="a0"/>
+    <w:link w:val="a3"/>
+    <w:uiPriority w:val="99"/>
+    <w:rsid w:val="00B867D8"/>
+    <w:rPr>
+      <w:sz w:val="20"/>
+      <w:szCs w:val="20"/>
+    </w:rPr>
+  </w:style>
+  <w:style w:type="paragraph" w:styleId="a5">
+    <w:name w:val="footer"/>
+    <w:basedOn w:val="a"/>
+    <w:link w:val="a6"/>
+    <w:uiPriority w:val="99"/>
+    <w:unhideWhenUsed/>
+    <w:rsid w:val="00B867D8"/>
+    <w:pPr>
+      <w:tabs>
+        <w:tab w:val="center" w:pos="4153"/>
+        <w:tab w:val="right" w:pos="8306"/>
+      </w:tabs>
+      <w:snapToGrid w:val="0"/>
+    </w:pPr>
+    <w:rPr>
+      <w:sz w:val="20"/>
+      <w:szCs w:val="20"/>
+    </w:rPr>
+  </w:style>
+  <w:style w:type="character" w:customStyle="1" w:styleId="a6">
+    <w:name w:val="頁尾 字元"/>
+    <w:basedOn w:val="a0"/>
+    <w:link w:val="a5"/>
+    <w:uiPriority w:val="99"/>
+    <w:rsid w:val="00B867D8"/>
+    <w:rPr>
+      <w:sz w:val="20"/>
+      <w:szCs w:val="20"/>
     </w:rPr>
   </w:style>
 </w:styles>
